--- a/UD1/act2.flexbox _froggy/UD1_ACT2_FLEXBOXFROGGY.docx
+++ b/UD1/act2.flexbox _froggy/UD1_ACT2_FLEXBOXFROGGY.docx
@@ -244,9 +244,58 @@
     <w:p>
       <w:r>
         <w:drawing>
-          <wp:inline distT="0" distB="0" distL="0" distR="0" wp14:anchorId="1470B1F4" wp14:editId="5D085D92">
+          <wp:inline distT="0" distB="0" distL="0" distR="0" wp14:anchorId="56A7568B" wp14:editId="130B0B48">
+            <wp:extent cx="1711354" cy="1704109"/>
+            <wp:effectExtent l="0" t="0" r="3175" b="0"/>
+            <wp:docPr id="27" name="Imagen 27"/>
+            <wp:cNvGraphicFramePr>
+              <a:graphicFrameLocks xmlns:a="http://schemas.openxmlformats.org/drawingml/2006/main" noChangeAspect="1"/>
+            </wp:cNvGraphicFramePr>
+            <a:graphic xmlns:a="http://schemas.openxmlformats.org/drawingml/2006/main">
+              <a:graphicData uri="http://schemas.openxmlformats.org/drawingml/2006/picture">
+                <pic:pic xmlns:pic="http://schemas.openxmlformats.org/drawingml/2006/picture">
+                  <pic:nvPicPr>
+                    <pic:cNvPr id="1" name=""/>
+                    <pic:cNvPicPr/>
+                  </pic:nvPicPr>
+                  <pic:blipFill>
+                    <a:blip r:embed="rId6"/>
+                    <a:stretch>
+                      <a:fillRect/>
+                    </a:stretch>
+                  </pic:blipFill>
+                  <pic:spPr>
+                    <a:xfrm>
+                      <a:off x="0" y="0"/>
+                      <a:ext cx="1739564" cy="1732200"/>
+                    </a:xfrm>
+                    <a:prstGeom prst="rect">
+                      <a:avLst/>
+                    </a:prstGeom>
+                  </pic:spPr>
+                </pic:pic>
+              </a:graphicData>
+            </a:graphic>
+          </wp:inline>
+        </w:drawing>
+      </w:r>
+      <w:r>
+        <w:rPr>
+          <w:noProof/>
+          <w:lang w:eastAsia="es-ES"/>
+        </w:rPr>
+        <w:drawing>
+          <wp:anchor distT="0" distB="0" distL="114300" distR="114300" simplePos="0" relativeHeight="251670528" behindDoc="0" locked="0" layoutInCell="1" allowOverlap="1">
+            <wp:simplePos x="1080655" y="1187532"/>
+            <wp:positionH relativeFrom="column">
+              <wp:align>left</wp:align>
+            </wp:positionH>
+            <wp:positionV relativeFrom="paragraph">
+              <wp:align>top</wp:align>
+            </wp:positionV>
             <wp:extent cx="2755075" cy="1708963"/>
             <wp:effectExtent l="0" t="0" r="7620" b="5715"/>
+            <wp:wrapSquare wrapText="bothSides"/>
             <wp:docPr id="6" name="Imagen 6"/>
             <wp:cNvGraphicFramePr>
               <a:graphicFrameLocks xmlns:a="http://schemas.openxmlformats.org/drawingml/2006/main" noChangeAspect="1"/>
@@ -259,15 +308,63 @@
                     <pic:cNvPicPr/>
                   </pic:nvPicPr>
                   <pic:blipFill>
-                    <a:blip r:embed="rId6"/>
-                    <a:stretch>
-                      <a:fillRect/>
-                    </a:stretch>
-                  </pic:blipFill>
-                  <pic:spPr>
-                    <a:xfrm>
-                      <a:off x="0" y="0"/>
-                      <a:ext cx="2775646" cy="1721723"/>
+                    <a:blip r:embed="rId7" cstate="print">
+                      <a:extLst>
+                        <a:ext uri="{28A0092B-C50C-407E-A947-70E740481C1C}">
+                          <a14:useLocalDpi xmlns:a14="http://schemas.microsoft.com/office/drawing/2010/main" val="0"/>
+                        </a:ext>
+                      </a:extLst>
+                    </a:blip>
+                    <a:stretch>
+                      <a:fillRect/>
+                    </a:stretch>
+                  </pic:blipFill>
+                  <pic:spPr>
+                    <a:xfrm>
+                      <a:off x="0" y="0"/>
+                      <a:ext cx="2755075" cy="1708963"/>
+                    </a:xfrm>
+                    <a:prstGeom prst="rect">
+                      <a:avLst/>
+                    </a:prstGeom>
+                  </pic:spPr>
+                </pic:pic>
+              </a:graphicData>
+            </a:graphic>
+          </wp:anchor>
+        </w:drawing>
+      </w:r>
+      <w:r>
+        <w:br w:type="textWrapping" w:clear="all"/>
+      </w:r>
+    </w:p>
+    <w:p>
+      <w:r>
+        <w:drawing>
+          <wp:inline distT="0" distB="0" distL="0" distR="0" wp14:anchorId="122F21AE" wp14:editId="2DCCC605">
+            <wp:extent cx="1550381" cy="1547099"/>
+            <wp:effectExtent l="0" t="0" r="0" b="0"/>
+            <wp:docPr id="26" name="Imagen 26"/>
+            <wp:cNvGraphicFramePr>
+              <a:graphicFrameLocks xmlns:a="http://schemas.openxmlformats.org/drawingml/2006/main" noChangeAspect="1"/>
+            </wp:cNvGraphicFramePr>
+            <a:graphic xmlns:a="http://schemas.openxmlformats.org/drawingml/2006/main">
+              <a:graphicData uri="http://schemas.openxmlformats.org/drawingml/2006/picture">
+                <pic:pic xmlns:pic="http://schemas.openxmlformats.org/drawingml/2006/picture">
+                  <pic:nvPicPr>
+                    <pic:cNvPr id="1" name=""/>
+                    <pic:cNvPicPr/>
+                  </pic:nvPicPr>
+                  <pic:blipFill>
+                    <a:blip r:embed="rId8"/>
+                    <a:stretch>
+                      <a:fillRect/>
+                    </a:stretch>
+                  </pic:blipFill>
+                  <pic:spPr>
+                    <a:xfrm>
+                      <a:off x="0" y="0"/>
+                      <a:ext cx="1575014" cy="1571680"/>
                     </a:xfrm>
                     <a:prstGeom prst="rect">
                       <a:avLst/>
@@ -279,13 +376,23 @@
           </wp:inline>
         </w:drawing>
       </w:r>
-    </w:p>
-    <w:p>
-      <w:r>
-        <w:drawing>
-          <wp:inline distT="0" distB="0" distL="0" distR="0" wp14:anchorId="5AE3F500" wp14:editId="763AE4E0">
+      <w:r>
+        <w:rPr>
+          <w:noProof/>
+          <w:lang w:eastAsia="es-ES"/>
+        </w:rPr>
+        <w:drawing>
+          <wp:anchor distT="0" distB="0" distL="114300" distR="114300" simplePos="0" relativeHeight="251669504" behindDoc="0" locked="0" layoutInCell="1" allowOverlap="1">
+            <wp:simplePos x="1080655" y="3016332"/>
+            <wp:positionH relativeFrom="column">
+              <wp:align>left</wp:align>
+            </wp:positionH>
+            <wp:positionV relativeFrom="paragraph">
+              <wp:align>top</wp:align>
+            </wp:positionV>
             <wp:extent cx="2761013" cy="1560375"/>
             <wp:effectExtent l="0" t="0" r="1270" b="1905"/>
+            <wp:wrapSquare wrapText="bothSides"/>
             <wp:docPr id="7" name="Imagen 7"/>
             <wp:cNvGraphicFramePr>
               <a:graphicFrameLocks xmlns:a="http://schemas.openxmlformats.org/drawingml/2006/main" noChangeAspect="1"/>
@@ -298,31 +405,44 @@
                     <pic:cNvPicPr/>
                   </pic:nvPicPr>
                   <pic:blipFill>
-                    <a:blip r:embed="rId7"/>
-                    <a:stretch>
-                      <a:fillRect/>
-                    </a:stretch>
-                  </pic:blipFill>
-                  <pic:spPr>
-                    <a:xfrm>
-                      <a:off x="0" y="0"/>
-                      <a:ext cx="2801621" cy="1583325"/>
-                    </a:xfrm>
-                    <a:prstGeom prst="rect">
-                      <a:avLst/>
-                    </a:prstGeom>
-                  </pic:spPr>
-                </pic:pic>
-              </a:graphicData>
-            </a:graphic>
-          </wp:inline>
-        </w:drawing>
-      </w:r>
-    </w:p>
-    <w:p>
-      <w:r>
-        <w:drawing>
-          <wp:anchor distT="0" distB="0" distL="114300" distR="114300" simplePos="0" relativeHeight="251662336" behindDoc="0" locked="0" layoutInCell="1" allowOverlap="1" wp14:anchorId="4D7274F8" wp14:editId="3AFE34AC">
+                    <a:blip r:embed="rId9" cstate="print">
+                      <a:extLst>
+                        <a:ext uri="{28A0092B-C50C-407E-A947-70E740481C1C}">
+                          <a14:useLocalDpi xmlns:a14="http://schemas.microsoft.com/office/drawing/2010/main" val="0"/>
+                        </a:ext>
+                      </a:extLst>
+                    </a:blip>
+                    <a:stretch>
+                      <a:fillRect/>
+                    </a:stretch>
+                  </pic:blipFill>
+                  <pic:spPr>
+                    <a:xfrm>
+                      <a:off x="0" y="0"/>
+                      <a:ext cx="2761013" cy="1560375"/>
+                    </a:xfrm>
+                    <a:prstGeom prst="rect">
+                      <a:avLst/>
+                    </a:prstGeom>
+                  </pic:spPr>
+                </pic:pic>
+              </a:graphicData>
+            </a:graphic>
+          </wp:anchor>
+        </w:drawing>
+      </w:r>
+      <w:r>
+        <w:br w:type="textWrapping" w:clear="all"/>
+      </w:r>
+    </w:p>
+    <w:p>
+      <w:r>
+        <w:rPr>
+          <w:noProof/>
+          <w:lang w:eastAsia="es-ES"/>
+        </w:rPr>
+        <w:drawing>
+          <wp:anchor distT="0" distB="0" distL="114300" distR="114300" simplePos="0" relativeHeight="251662336" behindDoc="0" locked="0" layoutInCell="1" allowOverlap="1" wp14:anchorId="0AE04AD1" wp14:editId="59A2FB7B">
             <wp:simplePos x="0" y="0"/>
             <wp:positionH relativeFrom="margin">
               <wp:align>left</wp:align>
@@ -345,7 +465,7 @@
                     <pic:cNvPicPr/>
                   </pic:nvPicPr>
                   <pic:blipFill>
-                    <a:blip r:embed="rId8" cstate="print">
+                    <a:blip r:embed="rId10" cstate="print">
                       <a:extLst>
                         <a:ext uri="{28A0092B-C50C-407E-A947-70E740481C1C}">
                           <a14:useLocalDpi xmlns:a14="http://schemas.microsoft.com/office/drawing/2010/main" val="0"/>
@@ -378,17 +498,103 @@
         </w:drawing>
       </w:r>
     </w:p>
+    <w:p>
+      <w:r>
+        <w:drawing>
+          <wp:inline distT="0" distB="0" distL="0" distR="0" wp14:anchorId="2C2C869E" wp14:editId="4B402D58">
+            <wp:extent cx="1193152" cy="1195678"/>
+            <wp:effectExtent l="0" t="0" r="7620" b="5080"/>
+            <wp:docPr id="25" name="Imagen 25"/>
+            <wp:cNvGraphicFramePr>
+              <a:graphicFrameLocks xmlns:a="http://schemas.openxmlformats.org/drawingml/2006/main" noChangeAspect="1"/>
+            </wp:cNvGraphicFramePr>
+            <a:graphic xmlns:a="http://schemas.openxmlformats.org/drawingml/2006/main">
+              <a:graphicData uri="http://schemas.openxmlformats.org/drawingml/2006/picture">
+                <pic:pic xmlns:pic="http://schemas.openxmlformats.org/drawingml/2006/picture">
+                  <pic:nvPicPr>
+                    <pic:cNvPr id="1" name=""/>
+                    <pic:cNvPicPr/>
+                  </pic:nvPicPr>
+                  <pic:blipFill>
+                    <a:blip r:embed="rId11"/>
+                    <a:stretch>
+                      <a:fillRect/>
+                    </a:stretch>
+                  </pic:blipFill>
+                  <pic:spPr>
+                    <a:xfrm>
+                      <a:off x="0" y="0"/>
+                      <a:ext cx="1210204" cy="1212766"/>
+                    </a:xfrm>
+                    <a:prstGeom prst="rect">
+                      <a:avLst/>
+                    </a:prstGeom>
+                  </pic:spPr>
+                </pic:pic>
+              </a:graphicData>
+            </a:graphic>
+          </wp:inline>
+        </w:drawing>
+      </w:r>
+    </w:p>
     <w:p/>
     <w:p/>
     <w:p/>
-    <w:p/>
-    <w:p/>
-    <w:p>
-      <w:r>
-        <w:drawing>
-          <wp:inline distT="0" distB="0" distL="0" distR="0" wp14:anchorId="6F3CE559" wp14:editId="72B39F4C">
+    <w:p>
+      <w:r>
+        <w:drawing>
+          <wp:inline distT="0" distB="0" distL="0" distR="0" wp14:anchorId="42BA0AFD" wp14:editId="78677695">
+            <wp:extent cx="1193470" cy="1142526"/>
+            <wp:effectExtent l="0" t="0" r="6985" b="635"/>
+            <wp:docPr id="24" name="Imagen 24"/>
+            <wp:cNvGraphicFramePr>
+              <a:graphicFrameLocks xmlns:a="http://schemas.openxmlformats.org/drawingml/2006/main" noChangeAspect="1"/>
+            </wp:cNvGraphicFramePr>
+            <a:graphic xmlns:a="http://schemas.openxmlformats.org/drawingml/2006/main">
+              <a:graphicData uri="http://schemas.openxmlformats.org/drawingml/2006/picture">
+                <pic:pic xmlns:pic="http://schemas.openxmlformats.org/drawingml/2006/picture">
+                  <pic:nvPicPr>
+                    <pic:cNvPr id="1" name=""/>
+                    <pic:cNvPicPr/>
+                  </pic:nvPicPr>
+                  <pic:blipFill>
+                    <a:blip r:embed="rId12"/>
+                    <a:stretch>
+                      <a:fillRect/>
+                    </a:stretch>
+                  </pic:blipFill>
+                  <pic:spPr>
+                    <a:xfrm>
+                      <a:off x="0" y="0"/>
+                      <a:ext cx="1225322" cy="1173019"/>
+                    </a:xfrm>
+                    <a:prstGeom prst="rect">
+                      <a:avLst/>
+                    </a:prstGeom>
+                  </pic:spPr>
+                </pic:pic>
+              </a:graphicData>
+            </a:graphic>
+          </wp:inline>
+        </w:drawing>
+      </w:r>
+      <w:r>
+        <w:rPr>
+          <w:noProof/>
+          <w:lang w:eastAsia="es-ES"/>
+        </w:rPr>
+        <w:drawing>
+          <wp:anchor distT="0" distB="0" distL="114300" distR="114300" simplePos="0" relativeHeight="251668480" behindDoc="0" locked="0" layoutInCell="1" allowOverlap="1">
+            <wp:simplePos x="1080655" y="6406738"/>
+            <wp:positionH relativeFrom="column">
+              <wp:align>left</wp:align>
+            </wp:positionH>
+            <wp:positionV relativeFrom="paragraph">
+              <wp:align>top</wp:align>
+            </wp:positionV>
             <wp:extent cx="2796639" cy="1147398"/>
             <wp:effectExtent l="0" t="0" r="3810" b="0"/>
+            <wp:wrapSquare wrapText="bothSides"/>
             <wp:docPr id="9" name="Imagen 9"/>
             <wp:cNvGraphicFramePr>
               <a:graphicFrameLocks xmlns:a="http://schemas.openxmlformats.org/drawingml/2006/main" noChangeAspect="1"/>
@@ -401,15 +607,64 @@
                     <pic:cNvPicPr/>
                   </pic:nvPicPr>
                   <pic:blipFill>
-                    <a:blip r:embed="rId9"/>
-                    <a:stretch>
-                      <a:fillRect/>
-                    </a:stretch>
-                  </pic:blipFill>
-                  <pic:spPr>
-                    <a:xfrm>
-                      <a:off x="0" y="0"/>
-                      <a:ext cx="2837922" cy="1164336"/>
+                    <a:blip r:embed="rId13" cstate="print">
+                      <a:extLst>
+                        <a:ext uri="{28A0092B-C50C-407E-A947-70E740481C1C}">
+                          <a14:useLocalDpi xmlns:a14="http://schemas.microsoft.com/office/drawing/2010/main" val="0"/>
+                        </a:ext>
+                      </a:extLst>
+                    </a:blip>
+                    <a:stretch>
+                      <a:fillRect/>
+                    </a:stretch>
+                  </pic:blipFill>
+                  <pic:spPr>
+                    <a:xfrm>
+                      <a:off x="0" y="0"/>
+                      <a:ext cx="2796639" cy="1147398"/>
+                    </a:xfrm>
+                    <a:prstGeom prst="rect">
+                      <a:avLst/>
+                    </a:prstGeom>
+                  </pic:spPr>
+                </pic:pic>
+              </a:graphicData>
+            </a:graphic>
+          </wp:anchor>
+        </w:drawing>
+      </w:r>
+      <w:r>
+        <w:br w:type="textWrapping" w:clear="all"/>
+      </w:r>
+    </w:p>
+    <w:p>
+      <w:r>
+        <w:lastRenderedPageBreak/>
+        <w:drawing>
+          <wp:inline distT="0" distB="0" distL="0" distR="0" wp14:anchorId="4828B3D7" wp14:editId="27D2482C">
+            <wp:extent cx="1399800" cy="1402764"/>
+            <wp:effectExtent l="0" t="0" r="0" b="6985"/>
+            <wp:docPr id="23" name="Imagen 23"/>
+            <wp:cNvGraphicFramePr>
+              <a:graphicFrameLocks xmlns:a="http://schemas.openxmlformats.org/drawingml/2006/main" noChangeAspect="1"/>
+            </wp:cNvGraphicFramePr>
+            <a:graphic xmlns:a="http://schemas.openxmlformats.org/drawingml/2006/main">
+              <a:graphicData uri="http://schemas.openxmlformats.org/drawingml/2006/picture">
+                <pic:pic xmlns:pic="http://schemas.openxmlformats.org/drawingml/2006/picture">
+                  <pic:nvPicPr>
+                    <pic:cNvPr id="1" name=""/>
+                    <pic:cNvPicPr/>
+                  </pic:nvPicPr>
+                  <pic:blipFill>
+                    <a:blip r:embed="rId14"/>
+                    <a:stretch>
+                      <a:fillRect/>
+                    </a:stretch>
+                  </pic:blipFill>
+                  <pic:spPr>
+                    <a:xfrm>
+                      <a:off x="0" y="0"/>
+                      <a:ext cx="1426946" cy="1429968"/>
                     </a:xfrm>
                     <a:prstGeom prst="rect">
                       <a:avLst/>
@@ -421,13 +676,23 @@
           </wp:inline>
         </w:drawing>
       </w:r>
-    </w:p>
-    <w:p>
-      <w:r>
-        <w:drawing>
-          <wp:inline distT="0" distB="0" distL="0" distR="0" wp14:anchorId="2C29DBD3" wp14:editId="502EBD81">
-            <wp:extent cx="2850077" cy="1468608"/>
-            <wp:effectExtent l="0" t="0" r="7620" b="0"/>
+      <w:r>
+        <w:rPr>
+          <w:noProof/>
+          <w:lang w:eastAsia="es-ES"/>
+        </w:rPr>
+        <w:drawing>
+          <wp:anchor distT="0" distB="0" distL="114300" distR="114300" simplePos="0" relativeHeight="251667456" behindDoc="0" locked="0" layoutInCell="1" allowOverlap="1">
+            <wp:simplePos x="1080655" y="7665522"/>
+            <wp:positionH relativeFrom="column">
+              <wp:align>left</wp:align>
+            </wp:positionH>
+            <wp:positionV relativeFrom="paragraph">
+              <wp:align>top</wp:align>
+            </wp:positionV>
+            <wp:extent cx="2788569" cy="1436914"/>
+            <wp:effectExtent l="0" t="0" r="0" b="0"/>
+            <wp:wrapSquare wrapText="bothSides"/>
             <wp:docPr id="10" name="Imagen 10"/>
             <wp:cNvGraphicFramePr>
               <a:graphicFrameLocks xmlns:a="http://schemas.openxmlformats.org/drawingml/2006/main" noChangeAspect="1"/>
@@ -440,38 +705,63 @@
                     <pic:cNvPicPr/>
                   </pic:nvPicPr>
                   <pic:blipFill>
-                    <a:blip r:embed="rId10"/>
-                    <a:stretch>
-                      <a:fillRect/>
-                    </a:stretch>
-                  </pic:blipFill>
-                  <pic:spPr>
-                    <a:xfrm>
-                      <a:off x="0" y="0"/>
-                      <a:ext cx="2868757" cy="1478234"/>
-                    </a:xfrm>
-                    <a:prstGeom prst="rect">
-                      <a:avLst/>
-                    </a:prstGeom>
-                  </pic:spPr>
-                </pic:pic>
-              </a:graphicData>
-            </a:graphic>
-          </wp:inline>
+                    <a:blip r:embed="rId15" cstate="print">
+                      <a:extLst>
+                        <a:ext uri="{28A0092B-C50C-407E-A947-70E740481C1C}">
+                          <a14:useLocalDpi xmlns:a14="http://schemas.microsoft.com/office/drawing/2010/main" val="0"/>
+                        </a:ext>
+                      </a:extLst>
+                    </a:blip>
+                    <a:stretch>
+                      <a:fillRect/>
+                    </a:stretch>
+                  </pic:blipFill>
+                  <pic:spPr>
+                    <a:xfrm>
+                      <a:off x="0" y="0"/>
+                      <a:ext cx="2788569" cy="1436914"/>
+                    </a:xfrm>
+                    <a:prstGeom prst="rect">
+                      <a:avLst/>
+                    </a:prstGeom>
+                  </pic:spPr>
+                </pic:pic>
+              </a:graphicData>
+            </a:graphic>
+          </wp:anchor>
         </w:drawing>
       </w:r>
       <w:r>
         <w:br w:type="textWrapping" w:clear="all"/>
       </w:r>
+      <w:r>
+        <w:br w:type="textWrapping" w:clear="all"/>
+      </w:r>
     </w:p>
     <w:p/>
     <w:p>
-      <w:r>
-        <w:lastRenderedPageBreak/>
-        <w:drawing>
-          <wp:inline distT="0" distB="0" distL="0" distR="0" wp14:anchorId="3F794FC2" wp14:editId="6477C3CB">
+      <w:pPr>
+        <w:tabs>
+          <w:tab w:val="left" w:pos="514"/>
+        </w:tabs>
+      </w:pPr>
+      <w:r>
+        <w:rPr>
+          <w:noProof/>
+          <w:lang w:eastAsia="es-ES"/>
+        </w:rPr>
+        <w:drawing>
+          <wp:anchor distT="0" distB="0" distL="114300" distR="114300" simplePos="0" relativeHeight="251666432" behindDoc="0" locked="0" layoutInCell="1" allowOverlap="1">
+            <wp:simplePos x="1080655" y="902525"/>
+            <wp:positionH relativeFrom="column">
+              <wp:align>left</wp:align>
+            </wp:positionH>
+            <wp:positionV relativeFrom="paragraph">
+              <wp:align>top</wp:align>
+            </wp:positionV>
             <wp:extent cx="3129148" cy="1253646"/>
             <wp:effectExtent l="0" t="0" r="0" b="3810"/>
+            <wp:wrapSquare wrapText="bothSides"/>
             <wp:docPr id="11" name="Imagen 11"/>
             <wp:cNvGraphicFramePr>
               <a:graphicFrameLocks xmlns:a="http://schemas.openxmlformats.org/drawingml/2006/main" noChangeAspect="1"/>
@@ -484,15 +774,58 @@
                     <pic:cNvPicPr/>
                   </pic:nvPicPr>
                   <pic:blipFill>
-                    <a:blip r:embed="rId11"/>
-                    <a:stretch>
-                      <a:fillRect/>
-                    </a:stretch>
-                  </pic:blipFill>
-                  <pic:spPr>
-                    <a:xfrm>
-                      <a:off x="0" y="0"/>
-                      <a:ext cx="3154159" cy="1263666"/>
+                    <a:blip r:embed="rId16" cstate="print">
+                      <a:extLst>
+                        <a:ext uri="{28A0092B-C50C-407E-A947-70E740481C1C}">
+                          <a14:useLocalDpi xmlns:a14="http://schemas.microsoft.com/office/drawing/2010/main" val="0"/>
+                        </a:ext>
+                      </a:extLst>
+                    </a:blip>
+                    <a:stretch>
+                      <a:fillRect/>
+                    </a:stretch>
+                  </pic:blipFill>
+                  <pic:spPr>
+                    <a:xfrm>
+                      <a:off x="0" y="0"/>
+                      <a:ext cx="3129148" cy="1253646"/>
+                    </a:xfrm>
+                    <a:prstGeom prst="rect">
+                      <a:avLst/>
+                    </a:prstGeom>
+                  </pic:spPr>
+                </pic:pic>
+              </a:graphicData>
+            </a:graphic>
+          </wp:anchor>
+        </w:drawing>
+      </w:r>
+      <w:r>
+        <w:drawing>
+          <wp:inline distT="0" distB="0" distL="0" distR="0" wp14:anchorId="6C1CA57C" wp14:editId="5963E990">
+            <wp:extent cx="1213661" cy="1204527"/>
+            <wp:effectExtent l="0" t="0" r="5715" b="0"/>
+            <wp:docPr id="22" name="Imagen 22"/>
+            <wp:cNvGraphicFramePr>
+              <a:graphicFrameLocks xmlns:a="http://schemas.openxmlformats.org/drawingml/2006/main" noChangeAspect="1"/>
+            </wp:cNvGraphicFramePr>
+            <a:graphic xmlns:a="http://schemas.openxmlformats.org/drawingml/2006/main">
+              <a:graphicData uri="http://schemas.openxmlformats.org/drawingml/2006/picture">
+                <pic:pic xmlns:pic="http://schemas.openxmlformats.org/drawingml/2006/picture">
+                  <pic:nvPicPr>
+                    <pic:cNvPr id="1" name=""/>
+                    <pic:cNvPicPr/>
+                  </pic:nvPicPr>
+                  <pic:blipFill>
+                    <a:blip r:embed="rId17"/>
+                    <a:stretch>
+                      <a:fillRect/>
+                    </a:stretch>
+                  </pic:blipFill>
+                  <pic:spPr>
+                    <a:xfrm>
+                      <a:off x="0" y="0"/>
+                      <a:ext cx="1228015" cy="1218773"/>
                     </a:xfrm>
                     <a:prstGeom prst="rect">
                       <a:avLst/>
@@ -504,13 +837,65 @@
           </wp:inline>
         </w:drawing>
       </w:r>
-    </w:p>
-    <w:p>
-      <w:r>
-        <w:drawing>
-          <wp:inline distT="0" distB="0" distL="0" distR="0" wp14:anchorId="562DACD1" wp14:editId="199ED934">
+      <w:r>
+        <w:br w:type="textWrapping" w:clear="all"/>
+      </w:r>
+    </w:p>
+    <w:p>
+      <w:r>
+        <w:drawing>
+          <wp:inline distT="0" distB="0" distL="0" distR="0" wp14:anchorId="1F8F9D17" wp14:editId="19EAAF0D">
+            <wp:extent cx="1318955" cy="1317559"/>
+            <wp:effectExtent l="0" t="0" r="0" b="0"/>
+            <wp:docPr id="21" name="Imagen 21"/>
+            <wp:cNvGraphicFramePr>
+              <a:graphicFrameLocks xmlns:a="http://schemas.openxmlformats.org/drawingml/2006/main" noChangeAspect="1"/>
+            </wp:cNvGraphicFramePr>
+            <a:graphic xmlns:a="http://schemas.openxmlformats.org/drawingml/2006/main">
+              <a:graphicData uri="http://schemas.openxmlformats.org/drawingml/2006/picture">
+                <pic:pic xmlns:pic="http://schemas.openxmlformats.org/drawingml/2006/picture">
+                  <pic:nvPicPr>
+                    <pic:cNvPr id="1" name=""/>
+                    <pic:cNvPicPr/>
+                  </pic:nvPicPr>
+                  <pic:blipFill>
+                    <a:blip r:embed="rId18"/>
+                    <a:stretch>
+                      <a:fillRect/>
+                    </a:stretch>
+                  </pic:blipFill>
+                  <pic:spPr>
+                    <a:xfrm>
+                      <a:off x="0" y="0"/>
+                      <a:ext cx="1336166" cy="1334751"/>
+                    </a:xfrm>
+                    <a:prstGeom prst="rect">
+                      <a:avLst/>
+                    </a:prstGeom>
+                  </pic:spPr>
+                </pic:pic>
+              </a:graphicData>
+            </a:graphic>
+          </wp:inline>
+        </w:drawing>
+      </w:r>
+      <w:r>
+        <w:rPr>
+          <w:noProof/>
+          <w:lang w:eastAsia="es-ES"/>
+        </w:rPr>
+        <w:drawing>
+          <wp:anchor distT="0" distB="0" distL="114300" distR="114300" simplePos="0" relativeHeight="251665408" behindDoc="0" locked="0" layoutInCell="1" allowOverlap="1">
+            <wp:simplePos x="1080655" y="2274125"/>
+            <wp:positionH relativeFrom="column">
+              <wp:align>left</wp:align>
+            </wp:positionH>
+            <wp:positionV relativeFrom="paragraph">
+              <wp:align>top</wp:align>
+            </wp:positionV>
             <wp:extent cx="3128645" cy="1337326"/>
             <wp:effectExtent l="0" t="0" r="0" b="0"/>
+            <wp:wrapSquare wrapText="bothSides"/>
             <wp:docPr id="12" name="Imagen 12"/>
             <wp:cNvGraphicFramePr>
               <a:graphicFrameLocks xmlns:a="http://schemas.openxmlformats.org/drawingml/2006/main" noChangeAspect="1"/>
@@ -523,15 +908,63 @@
                     <pic:cNvPicPr/>
                   </pic:nvPicPr>
                   <pic:blipFill>
-                    <a:blip r:embed="rId12"/>
-                    <a:stretch>
-                      <a:fillRect/>
-                    </a:stretch>
-                  </pic:blipFill>
-                  <pic:spPr>
-                    <a:xfrm>
-                      <a:off x="0" y="0"/>
-                      <a:ext cx="3168019" cy="1354156"/>
+                    <a:blip r:embed="rId19" cstate="print">
+                      <a:extLst>
+                        <a:ext uri="{28A0092B-C50C-407E-A947-70E740481C1C}">
+                          <a14:useLocalDpi xmlns:a14="http://schemas.microsoft.com/office/drawing/2010/main" val="0"/>
+                        </a:ext>
+                      </a:extLst>
+                    </a:blip>
+                    <a:stretch>
+                      <a:fillRect/>
+                    </a:stretch>
+                  </pic:blipFill>
+                  <pic:spPr>
+                    <a:xfrm>
+                      <a:off x="0" y="0"/>
+                      <a:ext cx="3128645" cy="1337326"/>
+                    </a:xfrm>
+                    <a:prstGeom prst="rect">
+                      <a:avLst/>
+                    </a:prstGeom>
+                  </pic:spPr>
+                </pic:pic>
+              </a:graphicData>
+            </a:graphic>
+          </wp:anchor>
+        </w:drawing>
+      </w:r>
+      <w:r>
+        <w:br w:type="textWrapping" w:clear="all"/>
+      </w:r>
+    </w:p>
+    <w:p>
+      <w:r>
+        <w:drawing>
+          <wp:inline distT="0" distB="0" distL="0" distR="0" wp14:anchorId="22D5ADCF" wp14:editId="7B79EEC0">
+            <wp:extent cx="1686296" cy="1673804"/>
+            <wp:effectExtent l="0" t="0" r="0" b="3175"/>
+            <wp:docPr id="20" name="Imagen 20"/>
+            <wp:cNvGraphicFramePr>
+              <a:graphicFrameLocks xmlns:a="http://schemas.openxmlformats.org/drawingml/2006/main" noChangeAspect="1"/>
+            </wp:cNvGraphicFramePr>
+            <a:graphic xmlns:a="http://schemas.openxmlformats.org/drawingml/2006/main">
+              <a:graphicData uri="http://schemas.openxmlformats.org/drawingml/2006/picture">
+                <pic:pic xmlns:pic="http://schemas.openxmlformats.org/drawingml/2006/picture">
+                  <pic:nvPicPr>
+                    <pic:cNvPr id="1" name=""/>
+                    <pic:cNvPicPr/>
+                  </pic:nvPicPr>
+                  <pic:blipFill>
+                    <a:blip r:embed="rId20"/>
+                    <a:stretch>
+                      <a:fillRect/>
+                    </a:stretch>
+                  </pic:blipFill>
+                  <pic:spPr>
+                    <a:xfrm>
+                      <a:off x="0" y="0"/>
+                      <a:ext cx="1701895" cy="1689287"/>
                     </a:xfrm>
                     <a:prstGeom prst="rect">
                       <a:avLst/>
@@ -543,11 +976,525 @@
           </wp:inline>
         </w:drawing>
       </w:r>
+      <w:r>
+        <w:drawing>
+          <wp:anchor distT="0" distB="0" distL="114300" distR="114300" simplePos="0" relativeHeight="251664384" behindDoc="0" locked="0" layoutInCell="1" allowOverlap="1">
+            <wp:simplePos x="1080655" y="3722914"/>
+            <wp:positionH relativeFrom="column">
+              <wp:align>left</wp:align>
+            </wp:positionH>
+            <wp:positionV relativeFrom="paragraph">
+              <wp:align>top</wp:align>
+            </wp:positionV>
+            <wp:extent cx="3128645" cy="1663288"/>
+            <wp:effectExtent l="0" t="0" r="0" b="0"/>
+            <wp:wrapSquare wrapText="bothSides"/>
+            <wp:docPr id="13" name="Imagen 13"/>
+            <wp:cNvGraphicFramePr>
+              <a:graphicFrameLocks xmlns:a="http://schemas.openxmlformats.org/drawingml/2006/main" noChangeAspect="1"/>
+            </wp:cNvGraphicFramePr>
+            <a:graphic xmlns:a="http://schemas.openxmlformats.org/drawingml/2006/main">
+              <a:graphicData uri="http://schemas.openxmlformats.org/drawingml/2006/picture">
+                <pic:pic xmlns:pic="http://schemas.openxmlformats.org/drawingml/2006/picture">
+                  <pic:nvPicPr>
+                    <pic:cNvPr id="1" name=""/>
+                    <pic:cNvPicPr/>
+                  </pic:nvPicPr>
+                  <pic:blipFill>
+                    <a:blip r:embed="rId21" cstate="print">
+                      <a:extLst>
+                        <a:ext uri="{28A0092B-C50C-407E-A947-70E740481C1C}">
+                          <a14:useLocalDpi xmlns:a14="http://schemas.microsoft.com/office/drawing/2010/main" val="0"/>
+                        </a:ext>
+                      </a:extLst>
+                    </a:blip>
+                    <a:stretch>
+                      <a:fillRect/>
+                    </a:stretch>
+                  </pic:blipFill>
+                  <pic:spPr>
+                    <a:xfrm>
+                      <a:off x="0" y="0"/>
+                      <a:ext cx="3128645" cy="1663288"/>
+                    </a:xfrm>
+                    <a:prstGeom prst="rect">
+                      <a:avLst/>
+                    </a:prstGeom>
+                  </pic:spPr>
+                </pic:pic>
+              </a:graphicData>
+            </a:graphic>
+          </wp:anchor>
+        </w:drawing>
+      </w:r>
+      <w:r>
+        <w:br w:type="textWrapping" w:clear="all"/>
+      </w:r>
+    </w:p>
+    <w:p>
+      <w:r>
+        <w:lastRenderedPageBreak/>
+        <w:drawing>
+          <wp:inline distT="0" distB="0" distL="0" distR="0" wp14:anchorId="653A5CD9" wp14:editId="64449620">
+            <wp:extent cx="3117272" cy="1686567"/>
+            <wp:effectExtent l="0" t="0" r="6985" b="8890"/>
+            <wp:docPr id="14" name="Imagen 14"/>
+            <wp:cNvGraphicFramePr>
+              <a:graphicFrameLocks xmlns:a="http://schemas.openxmlformats.org/drawingml/2006/main" noChangeAspect="1"/>
+            </wp:cNvGraphicFramePr>
+            <a:graphic xmlns:a="http://schemas.openxmlformats.org/drawingml/2006/main">
+              <a:graphicData uri="http://schemas.openxmlformats.org/drawingml/2006/picture">
+                <pic:pic xmlns:pic="http://schemas.openxmlformats.org/drawingml/2006/picture">
+                  <pic:nvPicPr>
+                    <pic:cNvPr id="1" name=""/>
+                    <pic:cNvPicPr/>
+                  </pic:nvPicPr>
+                  <pic:blipFill>
+                    <a:blip r:embed="rId22"/>
+                    <a:stretch>
+                      <a:fillRect/>
+                    </a:stretch>
+                  </pic:blipFill>
+                  <pic:spPr>
+                    <a:xfrm>
+                      <a:off x="0" y="0"/>
+                      <a:ext cx="3131846" cy="1694452"/>
+                    </a:xfrm>
+                    <a:prstGeom prst="rect">
+                      <a:avLst/>
+                    </a:prstGeom>
+                  </pic:spPr>
+                </pic:pic>
+              </a:graphicData>
+            </a:graphic>
+          </wp:inline>
+        </w:drawing>
+      </w:r>
+      <w:r>
+        <w:drawing>
+          <wp:inline distT="0" distB="0" distL="0" distR="0" wp14:anchorId="43498A99" wp14:editId="20418444">
+            <wp:extent cx="1698171" cy="1696375"/>
+            <wp:effectExtent l="0" t="0" r="0" b="0"/>
+            <wp:docPr id="19" name="Imagen 19"/>
+            <wp:cNvGraphicFramePr>
+              <a:graphicFrameLocks xmlns:a="http://schemas.openxmlformats.org/drawingml/2006/main" noChangeAspect="1"/>
+            </wp:cNvGraphicFramePr>
+            <a:graphic xmlns:a="http://schemas.openxmlformats.org/drawingml/2006/main">
+              <a:graphicData uri="http://schemas.openxmlformats.org/drawingml/2006/picture">
+                <pic:pic xmlns:pic="http://schemas.openxmlformats.org/drawingml/2006/picture">
+                  <pic:nvPicPr>
+                    <pic:cNvPr id="1" name=""/>
+                    <pic:cNvPicPr/>
+                  </pic:nvPicPr>
+                  <pic:blipFill>
+                    <a:blip r:embed="rId23"/>
+                    <a:stretch>
+                      <a:fillRect/>
+                    </a:stretch>
+                  </pic:blipFill>
+                  <pic:spPr>
+                    <a:xfrm>
+                      <a:off x="0" y="0"/>
+                      <a:ext cx="1713558" cy="1711746"/>
+                    </a:xfrm>
+                    <a:prstGeom prst="rect">
+                      <a:avLst/>
+                    </a:prstGeom>
+                  </pic:spPr>
+                </pic:pic>
+              </a:graphicData>
+            </a:graphic>
+          </wp:inline>
+        </w:drawing>
+      </w:r>
+    </w:p>
+    <w:p>
+      <w:r>
+        <w:drawing>
+          <wp:inline distT="0" distB="0" distL="0" distR="0" wp14:anchorId="4B95577C" wp14:editId="2C08B3DD">
+            <wp:extent cx="1508166" cy="1512955"/>
+            <wp:effectExtent l="0" t="0" r="0" b="0"/>
+            <wp:docPr id="18" name="Imagen 18"/>
+            <wp:cNvGraphicFramePr>
+              <a:graphicFrameLocks xmlns:a="http://schemas.openxmlformats.org/drawingml/2006/main" noChangeAspect="1"/>
+            </wp:cNvGraphicFramePr>
+            <a:graphic xmlns:a="http://schemas.openxmlformats.org/drawingml/2006/main">
+              <a:graphicData uri="http://schemas.openxmlformats.org/drawingml/2006/picture">
+                <pic:pic xmlns:pic="http://schemas.openxmlformats.org/drawingml/2006/picture">
+                  <pic:nvPicPr>
+                    <pic:cNvPr id="1" name=""/>
+                    <pic:cNvPicPr/>
+                  </pic:nvPicPr>
+                  <pic:blipFill>
+                    <a:blip r:embed="rId24"/>
+                    <a:stretch>
+                      <a:fillRect/>
+                    </a:stretch>
+                  </pic:blipFill>
+                  <pic:spPr>
+                    <a:xfrm>
+                      <a:off x="0" y="0"/>
+                      <a:ext cx="1530973" cy="1535835"/>
+                    </a:xfrm>
+                    <a:prstGeom prst="rect">
+                      <a:avLst/>
+                    </a:prstGeom>
+                  </pic:spPr>
+                </pic:pic>
+              </a:graphicData>
+            </a:graphic>
+          </wp:inline>
+        </w:drawing>
+      </w:r>
+      <w:r>
+        <w:drawing>
+          <wp:anchor distT="0" distB="0" distL="114300" distR="114300" simplePos="0" relativeHeight="251663360" behindDoc="0" locked="0" layoutInCell="1" allowOverlap="1" wp14:anchorId="21E4CE74" wp14:editId="61D109E3">
+            <wp:simplePos x="1080655" y="7315200"/>
+            <wp:positionH relativeFrom="column">
+              <wp:align>left</wp:align>
+            </wp:positionH>
+            <wp:positionV relativeFrom="paragraph">
+              <wp:align>top</wp:align>
+            </wp:positionV>
+            <wp:extent cx="3105397" cy="1513626"/>
+            <wp:effectExtent l="0" t="0" r="0" b="0"/>
+            <wp:wrapSquare wrapText="bothSides"/>
+            <wp:docPr id="15" name="Imagen 15"/>
+            <wp:cNvGraphicFramePr>
+              <a:graphicFrameLocks xmlns:a="http://schemas.openxmlformats.org/drawingml/2006/main" noChangeAspect="1"/>
+            </wp:cNvGraphicFramePr>
+            <a:graphic xmlns:a="http://schemas.openxmlformats.org/drawingml/2006/main">
+              <a:graphicData uri="http://schemas.openxmlformats.org/drawingml/2006/picture">
+                <pic:pic xmlns:pic="http://schemas.openxmlformats.org/drawingml/2006/picture">
+                  <pic:nvPicPr>
+                    <pic:cNvPr id="1" name=""/>
+                    <pic:cNvPicPr/>
+                  </pic:nvPicPr>
+                  <pic:blipFill>
+                    <a:blip r:embed="rId25" cstate="print">
+                      <a:extLst>
+                        <a:ext uri="{28A0092B-C50C-407E-A947-70E740481C1C}">
+                          <a14:useLocalDpi xmlns:a14="http://schemas.microsoft.com/office/drawing/2010/main" val="0"/>
+                        </a:ext>
+                      </a:extLst>
+                    </a:blip>
+                    <a:stretch>
+                      <a:fillRect/>
+                    </a:stretch>
+                  </pic:blipFill>
+                  <pic:spPr>
+                    <a:xfrm>
+                      <a:off x="0" y="0"/>
+                      <a:ext cx="3105397" cy="1513626"/>
+                    </a:xfrm>
+                    <a:prstGeom prst="rect">
+                      <a:avLst/>
+                    </a:prstGeom>
+                  </pic:spPr>
+                </pic:pic>
+              </a:graphicData>
+            </a:graphic>
+          </wp:anchor>
+        </w:drawing>
+      </w:r>
+    </w:p>
+    <w:p>
+      <w:pPr>
+        <w:tabs>
+          <w:tab w:val="right" w:pos="8504"/>
+        </w:tabs>
+      </w:pPr>
+      <w:r>
+        <w:drawing>
+          <wp:inline distT="0" distB="0" distL="0" distR="0" wp14:anchorId="1EEA42B3" wp14:editId="1C0DA200">
+            <wp:extent cx="3253839" cy="1514428"/>
+            <wp:effectExtent l="0" t="0" r="3810" b="0"/>
+            <wp:docPr id="16" name="Imagen 16"/>
+            <wp:cNvGraphicFramePr>
+              <a:graphicFrameLocks xmlns:a="http://schemas.openxmlformats.org/drawingml/2006/main" noChangeAspect="1"/>
+            </wp:cNvGraphicFramePr>
+            <a:graphic xmlns:a="http://schemas.openxmlformats.org/drawingml/2006/main">
+              <a:graphicData uri="http://schemas.openxmlformats.org/drawingml/2006/picture">
+                <pic:pic xmlns:pic="http://schemas.openxmlformats.org/drawingml/2006/picture">
+                  <pic:nvPicPr>
+                    <pic:cNvPr id="1" name=""/>
+                    <pic:cNvPicPr/>
+                  </pic:nvPicPr>
+                  <pic:blipFill>
+                    <a:blip r:embed="rId26"/>
+                    <a:stretch>
+                      <a:fillRect/>
+                    </a:stretch>
+                  </pic:blipFill>
+                  <pic:spPr>
+                    <a:xfrm>
+                      <a:off x="0" y="0"/>
+                      <a:ext cx="3274606" cy="1524093"/>
+                    </a:xfrm>
+                    <a:prstGeom prst="rect">
+                      <a:avLst/>
+                    </a:prstGeom>
+                  </pic:spPr>
+                </pic:pic>
+              </a:graphicData>
+            </a:graphic>
+          </wp:inline>
+        </w:drawing>
+      </w:r>
+      <w:r>
+        <w:drawing>
+          <wp:inline distT="0" distB="0" distL="0" distR="0" wp14:anchorId="1AF58831" wp14:editId="58768D33">
+            <wp:extent cx="1521255" cy="1513205"/>
+            <wp:effectExtent l="0" t="0" r="3175" b="0"/>
+            <wp:docPr id="17" name="Imagen 17"/>
+            <wp:cNvGraphicFramePr>
+              <a:graphicFrameLocks xmlns:a="http://schemas.openxmlformats.org/drawingml/2006/main" noChangeAspect="1"/>
+            </wp:cNvGraphicFramePr>
+            <a:graphic xmlns:a="http://schemas.openxmlformats.org/drawingml/2006/main">
+              <a:graphicData uri="http://schemas.openxmlformats.org/drawingml/2006/picture">
+                <pic:pic xmlns:pic="http://schemas.openxmlformats.org/drawingml/2006/picture">
+                  <pic:nvPicPr>
+                    <pic:cNvPr id="1" name=""/>
+                    <pic:cNvPicPr/>
+                  </pic:nvPicPr>
+                  <pic:blipFill>
+                    <a:blip r:embed="rId27"/>
+                    <a:stretch>
+                      <a:fillRect/>
+                    </a:stretch>
+                  </pic:blipFill>
+                  <pic:spPr>
+                    <a:xfrm>
+                      <a:off x="0" y="0"/>
+                      <a:ext cx="1535036" cy="1526913"/>
+                    </a:xfrm>
+                    <a:prstGeom prst="rect">
+                      <a:avLst/>
+                    </a:prstGeom>
+                  </pic:spPr>
+                </pic:pic>
+              </a:graphicData>
+            </a:graphic>
+          </wp:inline>
+        </w:drawing>
+      </w:r>
+      <w:r>
+        <w:tab/>
+      </w:r>
+    </w:p>
+    <w:p>
+      <w:pPr>
+        <w:tabs>
+          <w:tab w:val="right" w:pos="8504"/>
+        </w:tabs>
+      </w:pPr>
+      <w:r>
+        <w:drawing>
+          <wp:inline distT="0" distB="0" distL="0" distR="0" wp14:anchorId="6EFA3D40" wp14:editId="73D7BA86">
+            <wp:extent cx="4518561" cy="2251842"/>
+            <wp:effectExtent l="0" t="0" r="0" b="0"/>
+            <wp:docPr id="28" name="Imagen 28"/>
+            <wp:cNvGraphicFramePr>
+              <a:graphicFrameLocks xmlns:a="http://schemas.openxmlformats.org/drawingml/2006/main" noChangeAspect="1"/>
+            </wp:cNvGraphicFramePr>
+            <a:graphic xmlns:a="http://schemas.openxmlformats.org/drawingml/2006/main">
+              <a:graphicData uri="http://schemas.openxmlformats.org/drawingml/2006/picture">
+                <pic:pic xmlns:pic="http://schemas.openxmlformats.org/drawingml/2006/picture">
+                  <pic:nvPicPr>
+                    <pic:cNvPr id="1" name=""/>
+                    <pic:cNvPicPr/>
+                  </pic:nvPicPr>
+                  <pic:blipFill>
+                    <a:blip r:embed="rId28"/>
+                    <a:stretch>
+                      <a:fillRect/>
+                    </a:stretch>
+                  </pic:blipFill>
+                  <pic:spPr>
+                    <a:xfrm>
+                      <a:off x="0" y="0"/>
+                      <a:ext cx="4526168" cy="2255633"/>
+                    </a:xfrm>
+                    <a:prstGeom prst="rect">
+                      <a:avLst/>
+                    </a:prstGeom>
+                  </pic:spPr>
+                </pic:pic>
+              </a:graphicData>
+            </a:graphic>
+          </wp:inline>
+        </w:drawing>
+      </w:r>
+    </w:p>
+    <w:p>
+      <w:pPr>
+        <w:tabs>
+          <w:tab w:val="right" w:pos="8504"/>
+        </w:tabs>
+      </w:pPr>
+      <w:r>
+        <w:lastRenderedPageBreak/>
+        <w:drawing>
+          <wp:inline distT="0" distB="0" distL="0" distR="0" wp14:anchorId="42A82BB4" wp14:editId="05701ADE">
+            <wp:extent cx="4779818" cy="2389909"/>
+            <wp:effectExtent l="0" t="0" r="1905" b="0"/>
+            <wp:docPr id="29" name="Imagen 29"/>
+            <wp:cNvGraphicFramePr>
+              <a:graphicFrameLocks xmlns:a="http://schemas.openxmlformats.org/drawingml/2006/main" noChangeAspect="1"/>
+            </wp:cNvGraphicFramePr>
+            <a:graphic xmlns:a="http://schemas.openxmlformats.org/drawingml/2006/main">
+              <a:graphicData uri="http://schemas.openxmlformats.org/drawingml/2006/picture">
+                <pic:pic xmlns:pic="http://schemas.openxmlformats.org/drawingml/2006/picture">
+                  <pic:nvPicPr>
+                    <pic:cNvPr id="1" name=""/>
+                    <pic:cNvPicPr/>
+                  </pic:nvPicPr>
+                  <pic:blipFill>
+                    <a:blip r:embed="rId29"/>
+                    <a:stretch>
+                      <a:fillRect/>
+                    </a:stretch>
+                  </pic:blipFill>
+                  <pic:spPr>
+                    <a:xfrm>
+                      <a:off x="0" y="0"/>
+                      <a:ext cx="4788573" cy="2394287"/>
+                    </a:xfrm>
+                    <a:prstGeom prst="rect">
+                      <a:avLst/>
+                    </a:prstGeom>
+                  </pic:spPr>
+                </pic:pic>
+              </a:graphicData>
+            </a:graphic>
+          </wp:inline>
+        </w:drawing>
+      </w:r>
+    </w:p>
+    <w:p>
+      <w:r>
+        <w:drawing>
+          <wp:inline distT="0" distB="0" distL="0" distR="0" wp14:anchorId="1CFB8DB9" wp14:editId="676EC97E">
+            <wp:extent cx="4791693" cy="2360348"/>
+            <wp:effectExtent l="0" t="0" r="9525" b="1905"/>
+            <wp:docPr id="30" name="Imagen 30"/>
+            <wp:cNvGraphicFramePr>
+              <a:graphicFrameLocks xmlns:a="http://schemas.openxmlformats.org/drawingml/2006/main" noChangeAspect="1"/>
+            </wp:cNvGraphicFramePr>
+            <a:graphic xmlns:a="http://schemas.openxmlformats.org/drawingml/2006/main">
+              <a:graphicData uri="http://schemas.openxmlformats.org/drawingml/2006/picture">
+                <pic:pic xmlns:pic="http://schemas.openxmlformats.org/drawingml/2006/picture">
+                  <pic:nvPicPr>
+                    <pic:cNvPr id="1" name=""/>
+                    <pic:cNvPicPr/>
+                  </pic:nvPicPr>
+                  <pic:blipFill>
+                    <a:blip r:embed="rId30"/>
+                    <a:stretch>
+                      <a:fillRect/>
+                    </a:stretch>
+                  </pic:blipFill>
+                  <pic:spPr>
+                    <a:xfrm>
+                      <a:off x="0" y="0"/>
+                      <a:ext cx="4807953" cy="2368358"/>
+                    </a:xfrm>
+                    <a:prstGeom prst="rect">
+                      <a:avLst/>
+                    </a:prstGeom>
+                  </pic:spPr>
+                </pic:pic>
+              </a:graphicData>
+            </a:graphic>
+          </wp:inline>
+        </w:drawing>
+      </w:r>
+    </w:p>
+    <w:p>
+      <w:r>
+        <w:drawing>
+          <wp:inline distT="0" distB="0" distL="0" distR="0" wp14:anchorId="37986D08" wp14:editId="3771299C">
+            <wp:extent cx="4803755" cy="2357252"/>
+            <wp:effectExtent l="0" t="0" r="0" b="5080"/>
+            <wp:docPr id="31" name="Imagen 31"/>
+            <wp:cNvGraphicFramePr>
+              <a:graphicFrameLocks xmlns:a="http://schemas.openxmlformats.org/drawingml/2006/main" noChangeAspect="1"/>
+            </wp:cNvGraphicFramePr>
+            <a:graphic xmlns:a="http://schemas.openxmlformats.org/drawingml/2006/main">
+              <a:graphicData uri="http://schemas.openxmlformats.org/drawingml/2006/picture">
+                <pic:pic xmlns:pic="http://schemas.openxmlformats.org/drawingml/2006/picture">
+                  <pic:nvPicPr>
+                    <pic:cNvPr id="1" name=""/>
+                    <pic:cNvPicPr/>
+                  </pic:nvPicPr>
+                  <pic:blipFill>
+                    <a:blip r:embed="rId31"/>
+                    <a:stretch>
+                      <a:fillRect/>
+                    </a:stretch>
+                  </pic:blipFill>
+                  <pic:spPr>
+                    <a:xfrm>
+                      <a:off x="0" y="0"/>
+                      <a:ext cx="4817082" cy="2363792"/>
+                    </a:xfrm>
+                    <a:prstGeom prst="rect">
+                      <a:avLst/>
+                    </a:prstGeom>
+                  </pic:spPr>
+                </pic:pic>
+              </a:graphicData>
+            </a:graphic>
+          </wp:inline>
+        </w:drawing>
+      </w:r>
+    </w:p>
+    <w:p>
+      <w:r>
+        <w:lastRenderedPageBreak/>
+        <w:drawing>
+          <wp:inline distT="0" distB="0" distL="0" distR="0" wp14:anchorId="4325B6C8" wp14:editId="07F4ABC3">
+            <wp:extent cx="4779818" cy="2383726"/>
+            <wp:effectExtent l="0" t="0" r="1905" b="0"/>
+            <wp:docPr id="32" name="Imagen 32"/>
+            <wp:cNvGraphicFramePr>
+              <a:graphicFrameLocks xmlns:a="http://schemas.openxmlformats.org/drawingml/2006/main" noChangeAspect="1"/>
+            </wp:cNvGraphicFramePr>
+            <a:graphic xmlns:a="http://schemas.openxmlformats.org/drawingml/2006/main">
+              <a:graphicData uri="http://schemas.openxmlformats.org/drawingml/2006/picture">
+                <pic:pic xmlns:pic="http://schemas.openxmlformats.org/drawingml/2006/picture">
+                  <pic:nvPicPr>
+                    <pic:cNvPr id="1" name=""/>
+                    <pic:cNvPicPr/>
+                  </pic:nvPicPr>
+                  <pic:blipFill>
+                    <a:blip r:embed="rId32"/>
+                    <a:stretch>
+                      <a:fillRect/>
+                    </a:stretch>
+                  </pic:blipFill>
+                  <pic:spPr>
+                    <a:xfrm>
+                      <a:off x="0" y="0"/>
+                      <a:ext cx="4789231" cy="2388420"/>
+                    </a:xfrm>
+                    <a:prstGeom prst="rect">
+                      <a:avLst/>
+                    </a:prstGeom>
+                  </pic:spPr>
+                </pic:pic>
+              </a:graphicData>
+            </a:graphic>
+          </wp:inline>
+        </w:drawing>
+      </w:r>
+    </w:p>
+    <w:p>
       <w:bookmarkStart w:id="0" w:name="_GoBack"/>
       <w:bookmarkEnd w:id="0"/>
     </w:p>
     <w:sectPr>
-      <w:footerReference w:type="default" r:id="rId13"/>
+      <w:footerReference w:type="default" r:id="rId33"/>
       <w:pgSz w:w="11906" w:h="16838"/>
       <w:pgMar w:top="1417" w:right="1701" w:bottom="1417" w:left="1701" w:header="708" w:footer="708" w:gutter="0"/>
       <w:cols w:space="708"/>
@@ -592,6 +1539,7 @@
         <w:docPartUnique/>
       </w:docPartObj>
     </w:sdtPr>
+    <w:sdtEndPr/>
     <w:sdtContent>
       <w:p>
         <w:pPr>
@@ -724,7 +1672,7 @@
                                     <w:sz w:val="16"/>
                                     <w:szCs w:val="16"/>
                                   </w:rPr>
-                                  <w:t>2</w:t>
+                                  <w:t>5</w:t>
                                 </w:r>
                                 <w:r>
                                   <w:rPr>
@@ -787,7 +1735,7 @@
                               <w:sz w:val="16"/>
                               <w:szCs w:val="16"/>
                             </w:rPr>
-                            <w:t>2</w:t>
+                            <w:t>5</w:t>
                           </w:r>
                           <w:r>
                             <w:rPr>

--- a/UD1/act2.flexbox _froggy/UD1_ACT2_FLEXBOXFROGGY.docx
+++ b/UD1/act2.flexbox _froggy/UD1_ACT2_FLEXBOXFROGGY.docx
@@ -243,6 +243,10 @@
     </w:p>
     <w:p>
       <w:r>
+        <w:rPr>
+          <w:noProof/>
+          <w:lang w:eastAsia="es-ES"/>
+        </w:rPr>
         <w:drawing>
           <wp:inline distT="0" distB="0" distL="0" distR="0" wp14:anchorId="56A7568B" wp14:editId="130B0B48">
             <wp:extent cx="1711354" cy="1704109"/>
@@ -340,6 +344,10 @@
     </w:p>
     <w:p>
       <w:r>
+        <w:rPr>
+          <w:noProof/>
+          <w:lang w:eastAsia="es-ES"/>
+        </w:rPr>
         <w:drawing>
           <wp:inline distT="0" distB="0" distL="0" distR="0" wp14:anchorId="122F21AE" wp14:editId="2DCCC605">
             <wp:extent cx="1550381" cy="1547099"/>
@@ -500,6 +508,10 @@
     </w:p>
     <w:p>
       <w:r>
+        <w:rPr>
+          <w:noProof/>
+          <w:lang w:eastAsia="es-ES"/>
+        </w:rPr>
         <w:drawing>
           <wp:inline distT="0" distB="0" distL="0" distR="0" wp14:anchorId="2C2C869E" wp14:editId="4B402D58">
             <wp:extent cx="1193152" cy="1195678"/>
@@ -542,6 +554,10 @@
     <w:p/>
     <w:p>
       <w:r>
+        <w:rPr>
+          <w:noProof/>
+          <w:lang w:eastAsia="es-ES"/>
+        </w:rPr>
         <w:drawing>
           <wp:inline distT="0" distB="0" distL="0" distR="0" wp14:anchorId="42BA0AFD" wp14:editId="78677695">
             <wp:extent cx="1193470" cy="1142526"/>
@@ -639,6 +655,10 @@
     </w:p>
     <w:p>
       <w:r>
+        <w:rPr>
+          <w:noProof/>
+          <w:lang w:eastAsia="es-ES"/>
+        </w:rPr>
         <w:lastRenderedPageBreak/>
         <w:drawing>
           <wp:inline distT="0" distB="0" distL="0" distR="0" wp14:anchorId="4828B3D7" wp14:editId="27D2482C">
@@ -801,6 +821,10 @@
         </w:drawing>
       </w:r>
       <w:r>
+        <w:rPr>
+          <w:noProof/>
+          <w:lang w:eastAsia="es-ES"/>
+        </w:rPr>
         <w:drawing>
           <wp:inline distT="0" distB="0" distL="0" distR="0" wp14:anchorId="6C1CA57C" wp14:editId="5963E990">
             <wp:extent cx="1213661" cy="1204527"/>
@@ -843,6 +867,10 @@
     </w:p>
     <w:p>
       <w:r>
+        <w:rPr>
+          <w:noProof/>
+          <w:lang w:eastAsia="es-ES"/>
+        </w:rPr>
         <w:drawing>
           <wp:inline distT="0" distB="0" distL="0" distR="0" wp14:anchorId="1F8F9D17" wp14:editId="19EAAF0D">
             <wp:extent cx="1318955" cy="1317559"/>
@@ -940,6 +968,10 @@
     </w:p>
     <w:p>
       <w:r>
+        <w:rPr>
+          <w:noProof/>
+          <w:lang w:eastAsia="es-ES"/>
+        </w:rPr>
         <w:drawing>
           <wp:inline distT="0" distB="0" distL="0" distR="0" wp14:anchorId="22D5ADCF" wp14:editId="7B79EEC0">
             <wp:extent cx="1686296" cy="1673804"/>
@@ -977,6 +1009,10 @@
         </w:drawing>
       </w:r>
       <w:r>
+        <w:rPr>
+          <w:noProof/>
+          <w:lang w:eastAsia="es-ES"/>
+        </w:rPr>
         <w:drawing>
           <wp:anchor distT="0" distB="0" distL="114300" distR="114300" simplePos="0" relativeHeight="251664384" behindDoc="0" locked="0" layoutInCell="1" allowOverlap="1">
             <wp:simplePos x="1080655" y="3722914"/>
@@ -1033,6 +1069,10 @@
     </w:p>
     <w:p>
       <w:r>
+        <w:rPr>
+          <w:noProof/>
+          <w:lang w:eastAsia="es-ES"/>
+        </w:rPr>
         <w:lastRenderedPageBreak/>
         <w:drawing>
           <wp:inline distT="0" distB="0" distL="0" distR="0" wp14:anchorId="653A5CD9" wp14:editId="64449620">
@@ -1071,6 +1111,10 @@
         </w:drawing>
       </w:r>
       <w:r>
+        <w:rPr>
+          <w:noProof/>
+          <w:lang w:eastAsia="es-ES"/>
+        </w:rPr>
         <w:drawing>
           <wp:inline distT="0" distB="0" distL="0" distR="0" wp14:anchorId="43498A99" wp14:editId="20418444">
             <wp:extent cx="1698171" cy="1696375"/>
@@ -1110,6 +1154,10 @@
     </w:p>
     <w:p>
       <w:r>
+        <w:rPr>
+          <w:noProof/>
+          <w:lang w:eastAsia="es-ES"/>
+        </w:rPr>
         <w:drawing>
           <wp:inline distT="0" distB="0" distL="0" distR="0" wp14:anchorId="4B95577C" wp14:editId="2C08B3DD">
             <wp:extent cx="1508166" cy="1512955"/>
@@ -1147,6 +1195,10 @@
         </w:drawing>
       </w:r>
       <w:r>
+        <w:rPr>
+          <w:noProof/>
+          <w:lang w:eastAsia="es-ES"/>
+        </w:rPr>
         <w:drawing>
           <wp:anchor distT="0" distB="0" distL="114300" distR="114300" simplePos="0" relativeHeight="251663360" behindDoc="0" locked="0" layoutInCell="1" allowOverlap="1" wp14:anchorId="21E4CE74" wp14:editId="61D109E3">
             <wp:simplePos x="1080655" y="7315200"/>
@@ -1205,6 +1257,10 @@
         </w:tabs>
       </w:pPr>
       <w:r>
+        <w:rPr>
+          <w:noProof/>
+          <w:lang w:eastAsia="es-ES"/>
+        </w:rPr>
         <w:drawing>
           <wp:inline distT="0" distB="0" distL="0" distR="0" wp14:anchorId="1EEA42B3" wp14:editId="1C0DA200">
             <wp:extent cx="3253839" cy="1514428"/>
@@ -1242,6 +1298,10 @@
         </w:drawing>
       </w:r>
       <w:r>
+        <w:rPr>
+          <w:noProof/>
+          <w:lang w:eastAsia="es-ES"/>
+        </w:rPr>
         <w:drawing>
           <wp:inline distT="0" distB="0" distL="0" distR="0" wp14:anchorId="1AF58831" wp14:editId="58768D33">
             <wp:extent cx="1521255" cy="1513205"/>
@@ -1289,6 +1349,10 @@
         </w:tabs>
       </w:pPr>
       <w:r>
+        <w:rPr>
+          <w:noProof/>
+          <w:lang w:eastAsia="es-ES"/>
+        </w:rPr>
         <w:drawing>
           <wp:inline distT="0" distB="0" distL="0" distR="0" wp14:anchorId="6EFA3D40" wp14:editId="73D7BA86">
             <wp:extent cx="4518561" cy="2251842"/>
@@ -1333,6 +1397,10 @@
         </w:tabs>
       </w:pPr>
       <w:r>
+        <w:rPr>
+          <w:noProof/>
+          <w:lang w:eastAsia="es-ES"/>
+        </w:rPr>
         <w:lastRenderedPageBreak/>
         <w:drawing>
           <wp:inline distT="0" distB="0" distL="0" distR="0" wp14:anchorId="42A82BB4" wp14:editId="05701ADE">
@@ -1373,6 +1441,10 @@
     </w:p>
     <w:p>
       <w:r>
+        <w:rPr>
+          <w:noProof/>
+          <w:lang w:eastAsia="es-ES"/>
+        </w:rPr>
         <w:drawing>
           <wp:inline distT="0" distB="0" distL="0" distR="0" wp14:anchorId="1CFB8DB9" wp14:editId="676EC97E">
             <wp:extent cx="4791693" cy="2360348"/>
@@ -1412,6 +1484,10 @@
     </w:p>
     <w:p>
       <w:r>
+        <w:rPr>
+          <w:noProof/>
+          <w:lang w:eastAsia="es-ES"/>
+        </w:rPr>
         <w:drawing>
           <wp:inline distT="0" distB="0" distL="0" distR="0" wp14:anchorId="37986D08" wp14:editId="3771299C">
             <wp:extent cx="4803755" cy="2357252"/>
@@ -1451,6 +1527,10 @@
     </w:p>
     <w:p>
       <w:r>
+        <w:rPr>
+          <w:noProof/>
+          <w:lang w:eastAsia="es-ES"/>
+        </w:rPr>
         <w:lastRenderedPageBreak/>
         <w:drawing>
           <wp:inline distT="0" distB="0" distL="0" distR="0" wp14:anchorId="4325B6C8" wp14:editId="07F4ABC3">
@@ -1490,11 +1570,319 @@
       </w:r>
     </w:p>
     <w:p>
+      <w:r>
+        <w:drawing>
+          <wp:inline distT="0" distB="0" distL="0" distR="0" wp14:anchorId="4D266038" wp14:editId="60E640C8">
+            <wp:extent cx="4783167" cy="2381459"/>
+            <wp:effectExtent l="0" t="0" r="0" b="0"/>
+            <wp:docPr id="33" name="Imagen 33"/>
+            <wp:cNvGraphicFramePr>
+              <a:graphicFrameLocks xmlns:a="http://schemas.openxmlformats.org/drawingml/2006/main" noChangeAspect="1"/>
+            </wp:cNvGraphicFramePr>
+            <a:graphic xmlns:a="http://schemas.openxmlformats.org/drawingml/2006/main">
+              <a:graphicData uri="http://schemas.openxmlformats.org/drawingml/2006/picture">
+                <pic:pic xmlns:pic="http://schemas.openxmlformats.org/drawingml/2006/picture">
+                  <pic:nvPicPr>
+                    <pic:cNvPr id="1" name=""/>
+                    <pic:cNvPicPr/>
+                  </pic:nvPicPr>
+                  <pic:blipFill>
+                    <a:blip r:embed="rId33"/>
+                    <a:stretch>
+                      <a:fillRect/>
+                    </a:stretch>
+                  </pic:blipFill>
+                  <pic:spPr>
+                    <a:xfrm>
+                      <a:off x="0" y="0"/>
+                      <a:ext cx="4801842" cy="2390757"/>
+                    </a:xfrm>
+                    <a:prstGeom prst="rect">
+                      <a:avLst/>
+                    </a:prstGeom>
+                  </pic:spPr>
+                </pic:pic>
+              </a:graphicData>
+            </a:graphic>
+          </wp:inline>
+        </w:drawing>
+      </w:r>
+    </w:p>
+    <w:p>
+      <w:r>
+        <w:drawing>
+          <wp:inline distT="0" distB="0" distL="0" distR="0" wp14:anchorId="5D4C8B55" wp14:editId="5442DC15">
+            <wp:extent cx="4788824" cy="2381460"/>
+            <wp:effectExtent l="0" t="0" r="0" b="0"/>
+            <wp:docPr id="34" name="Imagen 34"/>
+            <wp:cNvGraphicFramePr>
+              <a:graphicFrameLocks xmlns:a="http://schemas.openxmlformats.org/drawingml/2006/main" noChangeAspect="1"/>
+            </wp:cNvGraphicFramePr>
+            <a:graphic xmlns:a="http://schemas.openxmlformats.org/drawingml/2006/main">
+              <a:graphicData uri="http://schemas.openxmlformats.org/drawingml/2006/picture">
+                <pic:pic xmlns:pic="http://schemas.openxmlformats.org/drawingml/2006/picture">
+                  <pic:nvPicPr>
+                    <pic:cNvPr id="1" name=""/>
+                    <pic:cNvPicPr/>
+                  </pic:nvPicPr>
+                  <pic:blipFill>
+                    <a:blip r:embed="rId34"/>
+                    <a:stretch>
+                      <a:fillRect/>
+                    </a:stretch>
+                  </pic:blipFill>
+                  <pic:spPr>
+                    <a:xfrm>
+                      <a:off x="0" y="0"/>
+                      <a:ext cx="4810435" cy="2392207"/>
+                    </a:xfrm>
+                    <a:prstGeom prst="rect">
+                      <a:avLst/>
+                    </a:prstGeom>
+                  </pic:spPr>
+                </pic:pic>
+              </a:graphicData>
+            </a:graphic>
+          </wp:inline>
+        </w:drawing>
+      </w:r>
+    </w:p>
+    <w:p/>
+    <w:p/>
+    <w:p/>
+    <w:p>
+      <w:r>
+        <w:lastRenderedPageBreak/>
+        <w:drawing>
+          <wp:anchor distT="0" distB="0" distL="114300" distR="114300" simplePos="0" relativeHeight="251671552" behindDoc="0" locked="0" layoutInCell="1" allowOverlap="1" wp14:anchorId="20C1BA7F" wp14:editId="431C5182">
+            <wp:simplePos x="1080198" y="899327"/>
+            <wp:positionH relativeFrom="column">
+              <wp:align>left</wp:align>
+            </wp:positionH>
+            <wp:positionV relativeFrom="paragraph">
+              <wp:align>top</wp:align>
+            </wp:positionV>
+            <wp:extent cx="5400040" cy="2673985"/>
+            <wp:effectExtent l="0" t="0" r="0" b="0"/>
+            <wp:wrapSquare wrapText="bothSides"/>
+            <wp:docPr id="35" name="Imagen 35"/>
+            <wp:cNvGraphicFramePr>
+              <a:graphicFrameLocks xmlns:a="http://schemas.openxmlformats.org/drawingml/2006/main" noChangeAspect="1"/>
+            </wp:cNvGraphicFramePr>
+            <a:graphic xmlns:a="http://schemas.openxmlformats.org/drawingml/2006/main">
+              <a:graphicData uri="http://schemas.openxmlformats.org/drawingml/2006/picture">
+                <pic:pic xmlns:pic="http://schemas.openxmlformats.org/drawingml/2006/picture">
+                  <pic:nvPicPr>
+                    <pic:cNvPr id="1" name=""/>
+                    <pic:cNvPicPr/>
+                  </pic:nvPicPr>
+                  <pic:blipFill>
+                    <a:blip r:embed="rId35" cstate="print">
+                      <a:extLst>
+                        <a:ext uri="{28A0092B-C50C-407E-A947-70E740481C1C}">
+                          <a14:useLocalDpi xmlns:a14="http://schemas.microsoft.com/office/drawing/2010/main" val="0"/>
+                        </a:ext>
+                      </a:extLst>
+                    </a:blip>
+                    <a:stretch>
+                      <a:fillRect/>
+                    </a:stretch>
+                  </pic:blipFill>
+                  <pic:spPr>
+                    <a:xfrm>
+                      <a:off x="0" y="0"/>
+                      <a:ext cx="5400040" cy="2673985"/>
+                    </a:xfrm>
+                    <a:prstGeom prst="rect">
+                      <a:avLst/>
+                    </a:prstGeom>
+                  </pic:spPr>
+                </pic:pic>
+              </a:graphicData>
+            </a:graphic>
+          </wp:anchor>
+        </w:drawing>
+      </w:r>
+    </w:p>
+    <w:p>
+      <w:r>
+        <w:drawing>
+          <wp:inline distT="0" distB="0" distL="0" distR="0" wp14:anchorId="7D0239B3" wp14:editId="41A622C8">
+            <wp:extent cx="5400040" cy="2679700"/>
+            <wp:effectExtent l="0" t="0" r="0" b="6350"/>
+            <wp:docPr id="38" name="Imagen 38"/>
+            <wp:cNvGraphicFramePr>
+              <a:graphicFrameLocks xmlns:a="http://schemas.openxmlformats.org/drawingml/2006/main" noChangeAspect="1"/>
+            </wp:cNvGraphicFramePr>
+            <a:graphic xmlns:a="http://schemas.openxmlformats.org/drawingml/2006/main">
+              <a:graphicData uri="http://schemas.openxmlformats.org/drawingml/2006/picture">
+                <pic:pic xmlns:pic="http://schemas.openxmlformats.org/drawingml/2006/picture">
+                  <pic:nvPicPr>
+                    <pic:cNvPr id="1" name=""/>
+                    <pic:cNvPicPr/>
+                  </pic:nvPicPr>
+                  <pic:blipFill>
+                    <a:blip r:embed="rId36"/>
+                    <a:stretch>
+                      <a:fillRect/>
+                    </a:stretch>
+                  </pic:blipFill>
+                  <pic:spPr>
+                    <a:xfrm>
+                      <a:off x="0" y="0"/>
+                      <a:ext cx="5400040" cy="2679700"/>
+                    </a:xfrm>
+                    <a:prstGeom prst="rect">
+                      <a:avLst/>
+                    </a:prstGeom>
+                  </pic:spPr>
+                </pic:pic>
+              </a:graphicData>
+            </a:graphic>
+          </wp:inline>
+        </w:drawing>
+      </w:r>
+    </w:p>
+    <w:p>
+      <w:r>
+        <w:drawing>
+          <wp:anchor distT="0" distB="0" distL="114300" distR="114300" simplePos="0" relativeHeight="251672576" behindDoc="0" locked="0" layoutInCell="1" allowOverlap="1">
+            <wp:simplePos x="1080198" y="6948435"/>
+            <wp:positionH relativeFrom="column">
+              <wp:align>left</wp:align>
+            </wp:positionH>
+            <wp:positionV relativeFrom="paragraph">
+              <wp:align>top</wp:align>
+            </wp:positionV>
+            <wp:extent cx="5400040" cy="2648585"/>
+            <wp:effectExtent l="0" t="0" r="0" b="0"/>
+            <wp:wrapSquare wrapText="bothSides"/>
+            <wp:docPr id="39" name="Imagen 39"/>
+            <wp:cNvGraphicFramePr>
+              <a:graphicFrameLocks xmlns:a="http://schemas.openxmlformats.org/drawingml/2006/main" noChangeAspect="1"/>
+            </wp:cNvGraphicFramePr>
+            <a:graphic xmlns:a="http://schemas.openxmlformats.org/drawingml/2006/main">
+              <a:graphicData uri="http://schemas.openxmlformats.org/drawingml/2006/picture">
+                <pic:pic xmlns:pic="http://schemas.openxmlformats.org/drawingml/2006/picture">
+                  <pic:nvPicPr>
+                    <pic:cNvPr id="1" name=""/>
+                    <pic:cNvPicPr/>
+                  </pic:nvPicPr>
+                  <pic:blipFill>
+                    <a:blip r:embed="rId37" cstate="print">
+                      <a:extLst>
+                        <a:ext uri="{28A0092B-C50C-407E-A947-70E740481C1C}">
+                          <a14:useLocalDpi xmlns:a14="http://schemas.microsoft.com/office/drawing/2010/main" val="0"/>
+                        </a:ext>
+                      </a:extLst>
+                    </a:blip>
+                    <a:stretch>
+                      <a:fillRect/>
+                    </a:stretch>
+                  </pic:blipFill>
+                  <pic:spPr>
+                    <a:xfrm>
+                      <a:off x="0" y="0"/>
+                      <a:ext cx="5400040" cy="2648585"/>
+                    </a:xfrm>
+                    <a:prstGeom prst="rect">
+                      <a:avLst/>
+                    </a:prstGeom>
+                  </pic:spPr>
+                </pic:pic>
+              </a:graphicData>
+            </a:graphic>
+          </wp:anchor>
+        </w:drawing>
+      </w:r>
+      <w:r>
+        <w:br w:type="textWrapping" w:clear="all"/>
+      </w:r>
+    </w:p>
+    <w:p>
+      <w:r>
+        <w:lastRenderedPageBreak/>
+        <w:drawing>
+          <wp:inline distT="0" distB="0" distL="0" distR="0" wp14:anchorId="7922513A" wp14:editId="55B0CAD4">
+            <wp:extent cx="5400040" cy="2684145"/>
+            <wp:effectExtent l="0" t="0" r="0" b="1905"/>
+            <wp:docPr id="40" name="Imagen 40"/>
+            <wp:cNvGraphicFramePr>
+              <a:graphicFrameLocks xmlns:a="http://schemas.openxmlformats.org/drawingml/2006/main" noChangeAspect="1"/>
+            </wp:cNvGraphicFramePr>
+            <a:graphic xmlns:a="http://schemas.openxmlformats.org/drawingml/2006/main">
+              <a:graphicData uri="http://schemas.openxmlformats.org/drawingml/2006/picture">
+                <pic:pic xmlns:pic="http://schemas.openxmlformats.org/drawingml/2006/picture">
+                  <pic:nvPicPr>
+                    <pic:cNvPr id="1" name=""/>
+                    <pic:cNvPicPr/>
+                  </pic:nvPicPr>
+                  <pic:blipFill>
+                    <a:blip r:embed="rId38"/>
+                    <a:stretch>
+                      <a:fillRect/>
+                    </a:stretch>
+                  </pic:blipFill>
+                  <pic:spPr>
+                    <a:xfrm>
+                      <a:off x="0" y="0"/>
+                      <a:ext cx="5400040" cy="2684145"/>
+                    </a:xfrm>
+                    <a:prstGeom prst="rect">
+                      <a:avLst/>
+                    </a:prstGeom>
+                  </pic:spPr>
+                </pic:pic>
+              </a:graphicData>
+            </a:graphic>
+          </wp:inline>
+        </w:drawing>
+      </w:r>
+    </w:p>
+    <w:p/>
+    <w:p>
+      <w:r>
+        <w:drawing>
+          <wp:inline distT="0" distB="0" distL="0" distR="0" wp14:anchorId="7FFD5E19" wp14:editId="6019A045">
+            <wp:extent cx="5400040" cy="2670175"/>
+            <wp:effectExtent l="0" t="0" r="0" b="0"/>
+            <wp:docPr id="41" name="Imagen 41"/>
+            <wp:cNvGraphicFramePr>
+              <a:graphicFrameLocks xmlns:a="http://schemas.openxmlformats.org/drawingml/2006/main" noChangeAspect="1"/>
+            </wp:cNvGraphicFramePr>
+            <a:graphic xmlns:a="http://schemas.openxmlformats.org/drawingml/2006/main">
+              <a:graphicData uri="http://schemas.openxmlformats.org/drawingml/2006/picture">
+                <pic:pic xmlns:pic="http://schemas.openxmlformats.org/drawingml/2006/picture">
+                  <pic:nvPicPr>
+                    <pic:cNvPr id="1" name=""/>
+                    <pic:cNvPicPr/>
+                  </pic:nvPicPr>
+                  <pic:blipFill>
+                    <a:blip r:embed="rId39"/>
+                    <a:stretch>
+                      <a:fillRect/>
+                    </a:stretch>
+                  </pic:blipFill>
+                  <pic:spPr>
+                    <a:xfrm>
+                      <a:off x="0" y="0"/>
+                      <a:ext cx="5400040" cy="2670175"/>
+                    </a:xfrm>
+                    <a:prstGeom prst="rect">
+                      <a:avLst/>
+                    </a:prstGeom>
+                  </pic:spPr>
+                </pic:pic>
+              </a:graphicData>
+            </a:graphic>
+          </wp:inline>
+        </w:drawing>
+      </w:r>
       <w:bookmarkStart w:id="0" w:name="_GoBack"/>
       <w:bookmarkEnd w:id="0"/>
     </w:p>
     <w:sectPr>
-      <w:footerReference w:type="default" r:id="rId33"/>
+      <w:footerReference w:type="default" r:id="rId40"/>
       <w:pgSz w:w="11906" w:h="16838"/>
       <w:pgMar w:top="1417" w:right="1701" w:bottom="1417" w:left="1701" w:header="708" w:footer="708" w:gutter="0"/>
       <w:cols w:space="708"/>
@@ -1672,7 +2060,7 @@
                                     <w:sz w:val="16"/>
                                     <w:szCs w:val="16"/>
                                   </w:rPr>
-                                  <w:t>5</w:t>
+                                  <w:t>8</w:t>
                                 </w:r>
                                 <w:r>
                                   <w:rPr>
@@ -1735,7 +2123,7 @@
                               <w:sz w:val="16"/>
                               <w:szCs w:val="16"/>
                             </w:rPr>
-                            <w:t>5</w:t>
+                            <w:t>8</w:t>
                           </w:r>
                           <w:r>
                             <w:rPr>
